--- a/lh2/grobkonzept/LH2_Grobkonzept_genehmigt.docx
+++ b/lh2/grobkonzept/LH2_Grobkonzept_genehmigt.docx
@@ -782,11 +782,19 @@
           <w:color w:val="000000"/>
         </w:rPr>
       </w:pPr>
+      <w:proofErr w:type="gramStart"/>
       <w:r>
         <w:rPr>
           <w:rFonts w:asciiTheme="majorHAnsi" w:hAnsiTheme="majorHAnsi" w:cstheme="majorHAnsi"/>
         </w:rPr>
-        <w:t>LH Datenschutz – Identitätsbegriff (wird vorausgesetzt/kurz aktiviert)</w:t>
+        <w:t>LH Datenschutz</w:t>
+      </w:r>
+      <w:proofErr w:type="gramEnd"/>
+      <w:r>
+        <w:rPr>
+          <w:rFonts w:asciiTheme="majorHAnsi" w:hAnsiTheme="majorHAnsi" w:cstheme="majorHAnsi"/>
+        </w:rPr>
+        <w:t xml:space="preserve"> – Identitätsbegriff (wird vorausgesetzt/kurz aktiviert)</w:t>
       </w:r>
     </w:p>
     <w:p>
@@ -801,11 +809,19 @@
           <w:color w:val="000000"/>
         </w:rPr>
       </w:pPr>
+      <w:proofErr w:type="gramStart"/>
       <w:r>
         <w:rPr>
           <w:rFonts w:asciiTheme="majorHAnsi" w:hAnsiTheme="majorHAnsi" w:cstheme="majorHAnsi"/>
         </w:rPr>
-        <w:t>LH Selbstwahrnehmung und Selbstbewusstsein – Grundverständnis Selbstbild (wird vorausgesetzt)</w:t>
+        <w:t>LH Selbstwahrnehmung</w:t>
+      </w:r>
+      <w:proofErr w:type="gramEnd"/>
+      <w:r>
+        <w:rPr>
+          <w:rFonts w:asciiTheme="majorHAnsi" w:hAnsiTheme="majorHAnsi" w:cstheme="majorHAnsi"/>
+        </w:rPr>
+        <w:t xml:space="preserve"> und Selbstbewusstsein – Grundverständnis Selbstbild (wird vorausgesetzt)</w:t>
       </w:r>
     </w:p>
     <w:p>
@@ -820,11 +836,19 @@
           <w:color w:val="000000"/>
         </w:rPr>
       </w:pPr>
+      <w:proofErr w:type="gramStart"/>
       <w:r>
         <w:rPr>
           <w:rFonts w:asciiTheme="majorHAnsi" w:hAnsiTheme="majorHAnsi" w:cstheme="majorHAnsi"/>
         </w:rPr>
-        <w:t>LH Körperbilder im Internet – Bildmanipulation, unrealistische Darstellungen, Schönheitsideale</w:t>
+        <w:t>LH Körperbilder</w:t>
+      </w:r>
+      <w:proofErr w:type="gramEnd"/>
+      <w:r>
+        <w:rPr>
+          <w:rFonts w:asciiTheme="majorHAnsi" w:hAnsiTheme="majorHAnsi" w:cstheme="majorHAnsi"/>
+        </w:rPr>
+        <w:t xml:space="preserve"> im Internet – Bildmanipulation, unrealistische Darstellungen, Schönheitsideale</w:t>
       </w:r>
     </w:p>
     <w:p>
@@ -934,11 +958,19 @@
           <w:rFonts w:asciiTheme="majorHAnsi" w:hAnsiTheme="majorHAnsi" w:cstheme="majorHAnsi"/>
         </w:rPr>
       </w:pPr>
+      <w:proofErr w:type="gramStart"/>
       <w:r>
         <w:rPr>
           <w:rFonts w:asciiTheme="majorHAnsi" w:hAnsiTheme="majorHAnsi" w:cstheme="majorHAnsi"/>
         </w:rPr>
-        <w:t>DGK Verstehen, wie Online-Selbstdarstellung funktioniert und wirkt</w:t>
+        <w:t>DGK Verstehen</w:t>
+      </w:r>
+      <w:proofErr w:type="gramEnd"/>
+      <w:r>
+        <w:rPr>
+          <w:rFonts w:asciiTheme="majorHAnsi" w:hAnsiTheme="majorHAnsi" w:cstheme="majorHAnsi"/>
+        </w:rPr>
+        <w:t>, wie Online-Selbstdarstellung funktioniert und wirkt</w:t>
       </w:r>
       <w:r>
         <w:rPr>
@@ -1048,27 +1080,7 @@
           <w:bCs/>
           <w:color w:val="EE0000"/>
         </w:rPr>
-        <w:t xml:space="preserve">Rückmeldung </w:t>
-      </w:r>
-      <w:proofErr w:type="spellStart"/>
-      <w:r>
-        <w:rPr>
-          <w:rFonts w:asciiTheme="majorHAnsi" w:hAnsiTheme="majorHAnsi" w:cstheme="majorHAnsi"/>
-          <w:b/>
-          <w:bCs/>
-          <w:color w:val="EE0000"/>
-        </w:rPr>
-        <w:t>wrf</w:t>
-      </w:r>
-      <w:proofErr w:type="spellEnd"/>
-      <w:r>
-        <w:rPr>
-          <w:rFonts w:asciiTheme="majorHAnsi" w:hAnsiTheme="majorHAnsi" w:cstheme="majorHAnsi"/>
-          <w:b/>
-          <w:bCs/>
-          <w:color w:val="EE0000"/>
-        </w:rPr>
-        <w:t>:</w:t>
+        <w:t>Rückmeldung wrf:</w:t>
       </w:r>
     </w:p>
     <w:p>
@@ -1088,23 +1100,7 @@
           <w:rFonts w:asciiTheme="majorHAnsi" w:hAnsiTheme="majorHAnsi" w:cstheme="majorHAnsi"/>
           <w:color w:val="EE0000"/>
         </w:rPr>
-        <w:t xml:space="preserve">Neben Festinger und Goffmann wäre es toll, auch aktuellere Forschung mit konkretem </w:t>
-      </w:r>
-      <w:proofErr w:type="spellStart"/>
-      <w:r>
-        <w:rPr>
-          <w:rFonts w:asciiTheme="majorHAnsi" w:hAnsiTheme="majorHAnsi" w:cstheme="majorHAnsi"/>
-          <w:color w:val="EE0000"/>
-        </w:rPr>
-        <w:t>Social</w:t>
-      </w:r>
-      <w:proofErr w:type="spellEnd"/>
-      <w:r>
-        <w:rPr>
-          <w:rFonts w:asciiTheme="majorHAnsi" w:hAnsiTheme="majorHAnsi" w:cstheme="majorHAnsi"/>
-          <w:color w:val="EE0000"/>
-        </w:rPr>
-        <w:t>-Media-Bezug einzugliedern, z. B.</w:t>
+        <w:t>Neben Festinger und Goffmann wäre es toll, auch aktuellere Forschung mit konkretem Social-Media-Bezug einzugliedern, z. B.</w:t>
       </w:r>
     </w:p>
     <w:p>
@@ -1119,53 +1115,12 @@
           <w:color w:val="EE0000"/>
         </w:rPr>
       </w:pPr>
-      <w:proofErr w:type="spellStart"/>
       <w:r>
         <w:rPr>
           <w:rFonts w:asciiTheme="majorHAnsi" w:hAnsiTheme="majorHAnsi" w:cstheme="majorHAnsi"/>
           <w:color w:val="EE0000"/>
         </w:rPr>
-        <w:t>boyd</w:t>
-      </w:r>
-      <w:proofErr w:type="spellEnd"/>
-      <w:r>
-        <w:rPr>
-          <w:rFonts w:asciiTheme="majorHAnsi" w:hAnsiTheme="majorHAnsi" w:cstheme="majorHAnsi"/>
-          <w:color w:val="EE0000"/>
-        </w:rPr>
-        <w:t xml:space="preserve"> (2014): „</w:t>
-      </w:r>
-      <w:proofErr w:type="spellStart"/>
-      <w:r>
-        <w:rPr>
-          <w:rFonts w:asciiTheme="majorHAnsi" w:hAnsiTheme="majorHAnsi" w:cstheme="majorHAnsi"/>
-          <w:color w:val="EE0000"/>
-        </w:rPr>
-        <w:t>Networked</w:t>
-      </w:r>
-      <w:proofErr w:type="spellEnd"/>
-      <w:r>
-        <w:rPr>
-          <w:rFonts w:asciiTheme="majorHAnsi" w:hAnsiTheme="majorHAnsi" w:cstheme="majorHAnsi"/>
-          <w:color w:val="EE0000"/>
-        </w:rPr>
-        <w:t xml:space="preserve"> </w:t>
-      </w:r>
-      <w:proofErr w:type="spellStart"/>
-      <w:r>
-        <w:rPr>
-          <w:rFonts w:asciiTheme="majorHAnsi" w:hAnsiTheme="majorHAnsi" w:cstheme="majorHAnsi"/>
-          <w:color w:val="EE0000"/>
-        </w:rPr>
-        <w:t>Publics</w:t>
-      </w:r>
-      <w:proofErr w:type="spellEnd"/>
-      <w:r>
-        <w:rPr>
-          <w:rFonts w:asciiTheme="majorHAnsi" w:hAnsiTheme="majorHAnsi" w:cstheme="majorHAnsi"/>
-          <w:color w:val="EE0000"/>
-        </w:rPr>
-        <w:t>" (Digitale Identität ist persistent, durchsuchbar, replizierbar, skalierbar. Das unterscheidet sie fundamental von analoger Identität.)</w:t>
+        <w:t>boyd (2014): „Networked Publics" (Digitale Identität ist persistent, durchsuchbar, replizierbar, skalierbar. Das unterscheidet sie fundamental von analoger Identität.)</w:t>
       </w:r>
     </w:p>
     <w:p>
@@ -1185,55 +1140,7 @@
           <w:rFonts w:asciiTheme="majorHAnsi" w:hAnsiTheme="majorHAnsi" w:cstheme="majorHAnsi"/>
           <w:color w:val="EE0000"/>
         </w:rPr>
-        <w:t xml:space="preserve">Vogel et al. (2024): „Upward </w:t>
-      </w:r>
-      <w:proofErr w:type="spellStart"/>
-      <w:r>
-        <w:rPr>
-          <w:rFonts w:asciiTheme="majorHAnsi" w:hAnsiTheme="majorHAnsi" w:cstheme="majorHAnsi"/>
-          <w:color w:val="EE0000"/>
-        </w:rPr>
-        <w:t>Social</w:t>
-      </w:r>
-      <w:proofErr w:type="spellEnd"/>
-      <w:r>
-        <w:rPr>
-          <w:rFonts w:asciiTheme="majorHAnsi" w:hAnsiTheme="majorHAnsi" w:cstheme="majorHAnsi"/>
-          <w:color w:val="EE0000"/>
-        </w:rPr>
-        <w:t xml:space="preserve"> </w:t>
-      </w:r>
-      <w:proofErr w:type="spellStart"/>
-      <w:r>
-        <w:rPr>
-          <w:rFonts w:asciiTheme="majorHAnsi" w:hAnsiTheme="majorHAnsi" w:cstheme="majorHAnsi"/>
-          <w:color w:val="EE0000"/>
-        </w:rPr>
-        <w:t>Comparison</w:t>
-      </w:r>
-      <w:proofErr w:type="spellEnd"/>
-      <w:r>
-        <w:rPr>
-          <w:rFonts w:asciiTheme="majorHAnsi" w:hAnsiTheme="majorHAnsi" w:cstheme="majorHAnsi"/>
-          <w:color w:val="EE0000"/>
-        </w:rPr>
-        <w:t xml:space="preserve"> on </w:t>
-      </w:r>
-      <w:proofErr w:type="spellStart"/>
-      <w:r>
-        <w:rPr>
-          <w:rFonts w:asciiTheme="majorHAnsi" w:hAnsiTheme="majorHAnsi" w:cstheme="majorHAnsi"/>
-          <w:color w:val="EE0000"/>
-        </w:rPr>
-        <w:t>Social</w:t>
-      </w:r>
-      <w:proofErr w:type="spellEnd"/>
-      <w:r>
-        <w:rPr>
-          <w:rFonts w:asciiTheme="majorHAnsi" w:hAnsiTheme="majorHAnsi" w:cstheme="majorHAnsi"/>
-          <w:color w:val="EE0000"/>
-        </w:rPr>
-        <w:t xml:space="preserve"> Media" (Digitale Vergleiche sind intensiver und häufiger als analoge.)</w:t>
+        <w:t>Vogel et al. (2024): „Upward Social Comparison on Social Media" (Digitale Vergleiche sind intensiver und häufiger als analoge.)</w:t>
       </w:r>
     </w:p>
     <w:p>
@@ -1253,55 +1160,7 @@
           <w:rFonts w:asciiTheme="majorHAnsi" w:hAnsiTheme="majorHAnsi" w:cstheme="majorHAnsi"/>
           <w:color w:val="EE0000"/>
         </w:rPr>
-        <w:t xml:space="preserve">Marwick &amp; </w:t>
-      </w:r>
-      <w:proofErr w:type="spellStart"/>
-      <w:r>
-        <w:rPr>
-          <w:rFonts w:asciiTheme="majorHAnsi" w:hAnsiTheme="majorHAnsi" w:cstheme="majorHAnsi"/>
-          <w:color w:val="EE0000"/>
-        </w:rPr>
-        <w:t>boyd</w:t>
-      </w:r>
-      <w:proofErr w:type="spellEnd"/>
-      <w:r>
-        <w:rPr>
-          <w:rFonts w:asciiTheme="majorHAnsi" w:hAnsiTheme="majorHAnsi" w:cstheme="majorHAnsi"/>
-          <w:color w:val="EE0000"/>
-        </w:rPr>
-        <w:t xml:space="preserve"> (2011): „</w:t>
-      </w:r>
-      <w:proofErr w:type="spellStart"/>
-      <w:r>
-        <w:rPr>
-          <w:rFonts w:asciiTheme="majorHAnsi" w:hAnsiTheme="majorHAnsi" w:cstheme="majorHAnsi"/>
-          <w:color w:val="EE0000"/>
-        </w:rPr>
-        <w:t>Context</w:t>
-      </w:r>
-      <w:proofErr w:type="spellEnd"/>
-      <w:r>
-        <w:rPr>
-          <w:rFonts w:asciiTheme="majorHAnsi" w:hAnsiTheme="majorHAnsi" w:cstheme="majorHAnsi"/>
-          <w:color w:val="EE0000"/>
-        </w:rPr>
-        <w:t xml:space="preserve"> </w:t>
-      </w:r>
-      <w:proofErr w:type="spellStart"/>
-      <w:r>
-        <w:rPr>
-          <w:rFonts w:asciiTheme="majorHAnsi" w:hAnsiTheme="majorHAnsi" w:cstheme="majorHAnsi"/>
-          <w:color w:val="EE0000"/>
-        </w:rPr>
-        <w:t>Collapse</w:t>
-      </w:r>
-      <w:proofErr w:type="spellEnd"/>
-      <w:r>
-        <w:rPr>
-          <w:rFonts w:asciiTheme="majorHAnsi" w:hAnsiTheme="majorHAnsi" w:cstheme="majorHAnsi"/>
-          <w:color w:val="EE0000"/>
-        </w:rPr>
-        <w:t>" (Online verschmelzen verschiedene Kontexte (Familie, Freunde, Schule). Das erzeugt Authentizitätskonflikte.)</w:t>
+        <w:t>Marwick &amp; boyd (2011): „Context Collapse" (Online verschmelzen verschiedene Kontexte (Familie, Freunde, Schule). Das erzeugt Authentizitätskonflikte.)</w:t>
       </w:r>
     </w:p>
     <w:p>
@@ -1321,23 +1180,7 @@
           <w:rFonts w:asciiTheme="majorHAnsi" w:hAnsiTheme="majorHAnsi" w:cstheme="majorHAnsi"/>
           <w:color w:val="EE0000"/>
         </w:rPr>
-        <w:t xml:space="preserve">Algorithmen einbinden: Jugendliche passen ihre Identität an, um Algorithmen zu gefallen (mehr Likes, mehr Reichweite) + Filterblasen, die beeinflussen, welche Identitäten </w:t>
-      </w:r>
-      <w:proofErr w:type="spellStart"/>
-      <w:r>
-        <w:rPr>
-          <w:rFonts w:asciiTheme="majorHAnsi" w:hAnsiTheme="majorHAnsi" w:cstheme="majorHAnsi"/>
-          <w:color w:val="EE0000"/>
-        </w:rPr>
-        <w:t>SuS</w:t>
-      </w:r>
-      <w:proofErr w:type="spellEnd"/>
-      <w:r>
-        <w:rPr>
-          <w:rFonts w:asciiTheme="majorHAnsi" w:hAnsiTheme="majorHAnsi" w:cstheme="majorHAnsi"/>
-          <w:color w:val="EE0000"/>
-        </w:rPr>
-        <w:t xml:space="preserve"> sehen und nachahmen</w:t>
+        <w:t>Algorithmen einbinden: Jugendliche passen ihre Identität an, um Algorithmen zu gefallen (mehr Likes, mehr Reichweite) + Filterblasen, die beeinflussen, welche Identitäten SuS sehen und nachahmen</w:t>
       </w:r>
     </w:p>
     <w:p>
@@ -1628,14 +1471,12 @@
               </w:rPr>
               <w:t>/</w:t>
             </w:r>
-            <w:proofErr w:type="spellStart"/>
             <w:r>
               <w:rPr>
                 <w:rFonts w:asciiTheme="majorHAnsi" w:eastAsia="Fira Mono" w:hAnsiTheme="majorHAnsi" w:cstheme="majorHAnsi"/>
               </w:rPr>
               <w:t>TaskCard</w:t>
             </w:r>
-            <w:proofErr w:type="spellEnd"/>
             <w:r>
               <w:rPr>
                 <w:rFonts w:asciiTheme="majorHAnsi" w:eastAsia="Fira Mono" w:hAnsiTheme="majorHAnsi" w:cstheme="majorHAnsi"/>
@@ -1800,21 +1641,7 @@
               <w:rPr>
                 <w:rFonts w:asciiTheme="majorHAnsi" w:hAnsiTheme="majorHAnsi" w:cstheme="majorHAnsi"/>
               </w:rPr>
-              <w:t xml:space="preserve">Statt Bildcollage: gezeichnetes Bilderpaar (Kind beim Matschen vs. Geburtstagsfoto). Impulsfrage: „Welches Bild zeigst du deiner Klasse? Welches deiner Oma? Warum?" Kein </w:t>
-            </w:r>
-            <w:proofErr w:type="spellStart"/>
-            <w:r>
-              <w:rPr>
-                <w:rFonts w:asciiTheme="majorHAnsi" w:hAnsiTheme="majorHAnsi" w:cstheme="majorHAnsi"/>
-              </w:rPr>
-              <w:t>Social</w:t>
-            </w:r>
-            <w:proofErr w:type="spellEnd"/>
-            <w:r>
-              <w:rPr>
-                <w:rFonts w:asciiTheme="majorHAnsi" w:hAnsiTheme="majorHAnsi" w:cstheme="majorHAnsi"/>
-              </w:rPr>
-              <w:t xml:space="preserve"> Media erforderlich.</w:t>
+              <w:t>Statt Bildcollage: gezeichnetes Bilderpaar (Kind beim Matschen vs. Geburtstagsfoto). Impulsfrage: „Welches Bild zeigst du deiner Klasse? Welches deiner Oma? Warum?" Kein Social Media erforderlich.</w:t>
             </w:r>
           </w:p>
         </w:tc>
@@ -2535,21 +2362,7 @@
               <w:rPr>
                 <w:rFonts w:asciiTheme="majorHAnsi" w:hAnsiTheme="majorHAnsi" w:cstheme="majorHAnsi"/>
               </w:rPr>
-              <w:t xml:space="preserve"> 2 (</w:t>
-            </w:r>
-            <w:proofErr w:type="spellStart"/>
-            <w:r>
-              <w:rPr>
-                <w:rFonts w:asciiTheme="majorHAnsi" w:hAnsiTheme="majorHAnsi" w:cstheme="majorHAnsi"/>
-              </w:rPr>
-              <w:t>Social</w:t>
-            </w:r>
-            <w:proofErr w:type="spellEnd"/>
-            <w:r>
-              <w:rPr>
-                <w:rFonts w:asciiTheme="majorHAnsi" w:hAnsiTheme="majorHAnsi" w:cstheme="majorHAnsi"/>
-              </w:rPr>
-              <w:t>-Media-Profile): Primarstufe – Arbeitsblatt 1</w:t>
+              <w:t xml:space="preserve"> 2 (Social-Media-Profile): Primarstufe – Arbeitsblatt 1</w:t>
             </w:r>
             <w:r>
               <w:rPr>
@@ -2573,7 +2386,21 @@
               <w:rPr>
                 <w:rFonts w:asciiTheme="majorHAnsi" w:hAnsiTheme="majorHAnsi" w:cstheme="majorHAnsi"/>
               </w:rPr>
-              <w:t>nahe Begriffe: „so tun als ob", „sich von der besten Seite zeigen"</w:t>
+              <w:t xml:space="preserve">nahe Begriffe: „so </w:t>
+            </w:r>
+            <w:proofErr w:type="gramStart"/>
+            <w:r>
+              <w:rPr>
+                <w:rFonts w:asciiTheme="majorHAnsi" w:hAnsiTheme="majorHAnsi" w:cstheme="majorHAnsi"/>
+              </w:rPr>
+              <w:t>tun</w:t>
+            </w:r>
+            <w:proofErr w:type="gramEnd"/>
+            <w:r>
+              <w:rPr>
+                <w:rFonts w:asciiTheme="majorHAnsi" w:hAnsiTheme="majorHAnsi" w:cstheme="majorHAnsi"/>
+              </w:rPr>
+              <w:t xml:space="preserve"> als ob", „sich von der besten Seite zeigen"</w:t>
             </w:r>
           </w:p>
         </w:tc>
@@ -2752,21 +2579,7 @@
               <w:rPr>
                 <w:rFonts w:asciiTheme="majorHAnsi" w:hAnsiTheme="majorHAnsi" w:cstheme="majorHAnsi"/>
               </w:rPr>
-              <w:t xml:space="preserve">// „Niemand </w:t>
-            </w:r>
-            <w:proofErr w:type="spellStart"/>
-            <w:r>
-              <w:rPr>
-                <w:rFonts w:asciiTheme="majorHAnsi" w:hAnsiTheme="majorHAnsi" w:cstheme="majorHAnsi"/>
-              </w:rPr>
-              <w:t>liked</w:t>
-            </w:r>
-            <w:proofErr w:type="spellEnd"/>
-            <w:r>
-              <w:rPr>
-                <w:rFonts w:asciiTheme="majorHAnsi" w:hAnsiTheme="majorHAnsi" w:cstheme="majorHAnsi"/>
-              </w:rPr>
-              <w:t xml:space="preserve"> meine Beiträge" (Selbstwert an Metriken geknüpft)</w:t>
+              <w:t>// „Niemand liked meine Beiträge" (Selbstwert an Metriken geknüpft)</w:t>
             </w:r>
             <w:r>
               <w:rPr>
@@ -2931,33 +2744,11 @@
               </w:rPr>
               <w:t xml:space="preserve"> </w:t>
             </w:r>
-            <w:proofErr w:type="spellStart"/>
-            <w:r>
-              <w:rPr>
-                <w:rFonts w:asciiTheme="majorHAnsi" w:hAnsiTheme="majorHAnsi" w:cstheme="majorHAnsi"/>
-              </w:rPr>
-              <w:t>Social</w:t>
-            </w:r>
-            <w:proofErr w:type="spellEnd"/>
-            <w:r>
-              <w:rPr>
-                <w:rFonts w:asciiTheme="majorHAnsi" w:hAnsiTheme="majorHAnsi" w:cstheme="majorHAnsi"/>
-              </w:rPr>
-              <w:t xml:space="preserve"> </w:t>
-            </w:r>
-            <w:proofErr w:type="spellStart"/>
-            <w:r>
-              <w:rPr>
-                <w:rFonts w:asciiTheme="majorHAnsi" w:hAnsiTheme="majorHAnsi" w:cstheme="majorHAnsi"/>
-              </w:rPr>
-              <w:t>Comparison</w:t>
-            </w:r>
-            <w:proofErr w:type="spellEnd"/>
-            <w:r>
-              <w:rPr>
-                <w:rFonts w:asciiTheme="majorHAnsi" w:hAnsiTheme="majorHAnsi" w:cstheme="majorHAnsi"/>
-              </w:rPr>
-              <w:t xml:space="preserve"> Theory nach Festinger), gesellschaftliche Dimension</w:t>
+            <w:r>
+              <w:rPr>
+                <w:rFonts w:asciiTheme="majorHAnsi" w:hAnsiTheme="majorHAnsi" w:cstheme="majorHAnsi"/>
+              </w:rPr>
+              <w:t>Social Comparison Theory nach Festinger), gesellschaftliche Dimension</w:t>
             </w:r>
           </w:p>
         </w:tc>
@@ -3511,7 +3302,21 @@
               <w:rPr>
                 <w:rFonts w:asciiTheme="majorHAnsi" w:hAnsiTheme="majorHAnsi" w:cstheme="majorHAnsi"/>
               </w:rPr>
-              <w:t>. Niedrigschwellig, freiwillig, kein Bewertungsdruck</w:t>
+              <w:t xml:space="preserve">. </w:t>
+            </w:r>
+            <w:proofErr w:type="gramStart"/>
+            <w:r>
+              <w:rPr>
+                <w:rFonts w:asciiTheme="majorHAnsi" w:hAnsiTheme="majorHAnsi" w:cstheme="majorHAnsi"/>
+              </w:rPr>
+              <w:t>Niedrigschwellig</w:t>
+            </w:r>
+            <w:proofErr w:type="gramEnd"/>
+            <w:r>
+              <w:rPr>
+                <w:rFonts w:asciiTheme="majorHAnsi" w:hAnsiTheme="majorHAnsi" w:cstheme="majorHAnsi"/>
+              </w:rPr>
+              <w:t>, freiwillig, kein Bewertungsdruck</w:t>
             </w:r>
           </w:p>
           <w:p>
